--- a/Ozas_Bakery_Site_Map.docx
+++ b/Ozas_Bakery_Site_Map.docx
@@ -7,12 +7,12 @@
         <w:pStyle w:val="Title"/>
       </w:pPr>
       <w:r>
-        <w:t>Ora's Bakery Website - Site Map</w:t>
+        <w:t>Ora's Bakery Website – Site Map</w:t>
       </w:r>
     </w:p>
     <w:p>
       <w:r>
-        <w:t>HTML-only version based on the original working website structure. Styling has been stripped out; navigation and page structure are retained.</w:t>
+        <w:t>HTML-only website structure. No CSS or JavaScript files are used.</w:t>
       </w:r>
     </w:p>
     <w:p>
@@ -20,7 +20,7 @@
         <w:pStyle w:val="Heading1"/>
       </w:pPr>
       <w:r>
-        <w:t>Website Pages</w:t>
+        <w:t>1. Website Structure</w:t>
       </w:r>
     </w:p>
     <w:p>
@@ -28,7 +28,13 @@
         <w:pStyle w:val="ListBullet"/>
       </w:pPr>
       <w:r>
-        <w:t>Home - index.html</w:t>
+        <w:rPr>
+          <w:b/>
+        </w:rPr>
+        <w:t xml:space="preserve">index.html – Home page: </w:t>
+      </w:r>
+      <w:r>
+        <w:t>Main landing page with bakery introduction, featured categories and links.</w:t>
       </w:r>
     </w:p>
     <w:p>
@@ -36,7 +42,13 @@
         <w:pStyle w:val="ListBullet"/>
       </w:pPr>
       <w:r>
-        <w:t>About Us - about.html</w:t>
+        <w:rPr>
+          <w:b/>
+        </w:rPr>
+        <w:t xml:space="preserve">about.html – About Us: </w:t>
+      </w:r>
+      <w:r>
+        <w:t>Information about Ora's Bakery, its mission and products.</w:t>
       </w:r>
     </w:p>
     <w:p>
@@ -44,7 +56,13 @@
         <w:pStyle w:val="ListBullet"/>
       </w:pPr>
       <w:r>
-        <w:t>Menu - menu.html</w:t>
+        <w:rPr>
+          <w:b/>
+        </w:rPr>
+        <w:t xml:space="preserve">menu.html – Menu: </w:t>
+      </w:r>
+      <w:r>
+        <w:t>Lists cakes, pastries, bread and drinks.</w:t>
       </w:r>
     </w:p>
     <w:p>
@@ -52,7 +70,13 @@
         <w:pStyle w:val="ListBullet"/>
       </w:pPr>
       <w:r>
-        <w:t>Gallery - gallery.html</w:t>
+        <w:rPr>
+          <w:b/>
+        </w:rPr>
+        <w:t xml:space="preserve">gallery.html – Gallery: </w:t>
+      </w:r>
+      <w:r>
+        <w:t>Displays bakery product images from the images folder.</w:t>
       </w:r>
     </w:p>
     <w:p>
@@ -60,7 +84,13 @@
         <w:pStyle w:val="ListBullet"/>
       </w:pPr>
       <w:r>
-        <w:t>Contact - contact.html</w:t>
+        <w:rPr>
+          <w:b/>
+        </w:rPr>
+        <w:t xml:space="preserve">contact.html – Contact: </w:t>
+      </w:r>
+      <w:r>
+        <w:t>Contact information and an HTML mailto contact form.</w:t>
       </w:r>
     </w:p>
     <w:p>
@@ -68,12 +98,7 @@
         <w:pStyle w:val="Heading1"/>
       </w:pPr>
       <w:r>
-        <w:t>Navigation</w:t>
-      </w:r>
-    </w:p>
-    <w:p>
-      <w:r>
-        <w:t>Every page contains the same navigation links:</w:t>
+        <w:t>2. Navigation</w:t>
       </w:r>
     </w:p>
     <w:p>
@@ -81,7 +106,7 @@
         <w:pStyle w:val="ListBullet"/>
       </w:pPr>
       <w:r>
-        <w:t>HOME → index.html</w:t>
+        <w:t>Home → index.html</w:t>
       </w:r>
     </w:p>
     <w:p>
@@ -89,7 +114,7 @@
         <w:pStyle w:val="ListBullet"/>
       </w:pPr>
       <w:r>
-        <w:t>ABOUT US → about.html</w:t>
+        <w:t>About Us → about.html</w:t>
       </w:r>
     </w:p>
     <w:p>
@@ -97,7 +122,7 @@
         <w:pStyle w:val="ListBullet"/>
       </w:pPr>
       <w:r>
-        <w:t>MENU → menu.html</w:t>
+        <w:t>Menu → menu.html</w:t>
       </w:r>
     </w:p>
     <w:p>
@@ -105,7 +130,7 @@
         <w:pStyle w:val="ListBullet"/>
       </w:pPr>
       <w:r>
-        <w:t>GALLERY → gallery.html</w:t>
+        <w:t>Gallery → gallery.html</w:t>
       </w:r>
     </w:p>
     <w:p>
@@ -113,7 +138,7 @@
         <w:pStyle w:val="ListBullet"/>
       </w:pPr>
       <w:r>
-        <w:t>CONTACT → contact.html</w:t>
+        <w:t>Contact → contact.html</w:t>
       </w:r>
     </w:p>
     <w:p>
@@ -121,7 +146,7 @@
         <w:pStyle w:val="Heading1"/>
       </w:pPr>
       <w:r>
-        <w:t>Menu Navigation</w:t>
+        <w:t>3. Menu Page Sections</w:t>
       </w:r>
     </w:p>
     <w:p>
@@ -161,7 +186,12 @@
         <w:pStyle w:val="Heading1"/>
       </w:pPr>
       <w:r>
-        <w:t>Folder Structure</w:t>
+        <w:t>4. Images Folder</w:t>
+      </w:r>
+    </w:p>
+    <w:p>
+      <w:r>
+        <w:t>The website contains an images folder for the following image files:</w:t>
       </w:r>
     </w:p>
     <w:p>
@@ -169,7 +199,7 @@
         <w:pStyle w:val="ListBullet"/>
       </w:pPr>
       <w:r>
-        <w:t>index.html</w:t>
+        <w:t>bakery.jpg</w:t>
       </w:r>
     </w:p>
     <w:p>
@@ -177,7 +207,7 @@
         <w:pStyle w:val="ListBullet"/>
       </w:pPr>
       <w:r>
-        <w:t>about.html</w:t>
+        <w:t>cake.jpg</w:t>
       </w:r>
     </w:p>
     <w:p>
@@ -185,7 +215,7 @@
         <w:pStyle w:val="ListBullet"/>
       </w:pPr>
       <w:r>
-        <w:t>menu.html</w:t>
+        <w:t>pastries.jpg</w:t>
       </w:r>
     </w:p>
     <w:p>
@@ -193,7 +223,7 @@
         <w:pStyle w:val="ListBullet"/>
       </w:pPr>
       <w:r>
-        <w:t>gallery.html</w:t>
+        <w:t>bread.jpg</w:t>
       </w:r>
     </w:p>
     <w:p>
@@ -201,23 +231,7 @@
         <w:pStyle w:val="ListBullet"/>
       </w:pPr>
       <w:r>
-        <w:t>contact.html</w:t>
-      </w:r>
-    </w:p>
-    <w:p>
-      <w:pPr>
-        <w:pStyle w:val="ListBullet"/>
-      </w:pPr>
-      <w:r>
-        <w:t>images/</w:t>
-      </w:r>
-    </w:p>
-    <w:p>
-      <w:pPr>
-        <w:pStyle w:val="ListBullet"/>
-      </w:pPr>
-      <w:r>
-        <w:t>Ozas_Bakery_Site_Map.docx</w:t>
+        <w:t>drinks.jpg</w:t>
       </w:r>
     </w:p>
     <w:p>
@@ -225,12 +239,50 @@
         <w:pStyle w:val="Heading1"/>
       </w:pPr>
       <w:r>
-        <w:t>Technology</w:t>
+        <w:t>5. Simple Site Map</w:t>
       </w:r>
     </w:p>
     <w:p>
       <w:r>
-        <w:t>HTML only. No CSS files, no &lt;style&gt; sections, no style attributes, no bgcolor attributes, no font color formatting, and no JavaScript.</w:t>
+        <w:t>Ora's Bakery</w:t>
+      </w:r>
+    </w:p>
+    <w:p>
+      <w:r>
+        <w:t xml:space="preserve">    └── Home (index.html)</w:t>
+      </w:r>
+    </w:p>
+    <w:p>
+      <w:r>
+        <w:t xml:space="preserve">    └── About Us (about.html)</w:t>
+      </w:r>
+    </w:p>
+    <w:p>
+      <w:r>
+        <w:t xml:space="preserve">    └── Menu (menu.html)</w:t>
+      </w:r>
+    </w:p>
+    <w:p>
+      <w:r>
+        <w:t xml:space="preserve">    └── Gallery (gallery.html)</w:t>
+      </w:r>
+    </w:p>
+    <w:p>
+      <w:r>
+        <w:t xml:space="preserve">    └── Contact (contact.html)</w:t>
+      </w:r>
+    </w:p>
+    <w:p>
+      <w:pPr>
+        <w:pStyle w:val="Heading1"/>
+      </w:pPr>
+      <w:r>
+        <w:t>6. Technology Used</w:t>
+      </w:r>
+    </w:p>
+    <w:p>
+      <w:r>
+        <w:t>HTML only. The website does not contain external CSS stylesheets, internal CSS, or JavaScript.</w:t>
       </w:r>
     </w:p>
     <w:sectPr>
